--- a/examples/multivariate/doc/20-stock-close-arimax-regression-mv.docx
+++ b/examples/multivariate/doc/20-stock-close-arimax-regression-mv.docx
@@ -2424,7 +2424,7 @@
               <a:graphicData uri="http://schemas.openxmlformats.org/drawingml/2006/picture">
                 <pic:pic>
                   <pic:nvPicPr>
-                    <pic:cNvPr descr="C:\Git\dal\tspredit\examples\multivariate\doc\20-stock-close-arimax-regression-mv_files/090d0aaa604a6ae9403430238564c09561c3f8ec.png" id="11" name="Picture"/>
+                    <pic:cNvPr descr="/home/gpca/tspredit/examples/multivariate/doc/20-stock-close-arimax-regression-mv_files/48671c202b14056191f3c11cf93122d68fdab402.png" id="11" name="Picture"/>
                     <pic:cNvPicPr>
                       <a:picLocks noChangeArrowheads="1" noChangeAspect="1"/>
                     </pic:cNvPicPr>
